--- a/Fase 2/Evidencias Proyecto/Evidencias de Sistema/Pruebas de Calidad/SITRAFO_PRU-01_Plantilla_Informe_de_Pruebas.docx
+++ b/Fase 2/Evidencias Proyecto/Evidencias de Sistema/Pruebas de Calidad/SITRAFO_PRU-01_Plantilla_Informe_de_Pruebas.docx
@@ -863,7 +863,7 @@
     </w:p>
     <w:sdt>
       <w:sdtPr>
-        <w:id w:val="966087644"/>
+        <w:id w:val="-122783891"/>
         <w:docPartObj>
           <w:docPartGallery w:val="Table of Contents"/>
           <w:docPartUnique w:val="1"/>
@@ -886,7 +886,7 @@
             <w:shd w:fill="auto" w:val="clear"/>
             <w:tabs>
               <w:tab w:val="right" w:leader="none" w:pos="9026"/>
-              <w:tab w:val="right" w:leader="dot" w:pos="9025"/>
+              <w:tab w:val="right" w:leader="none" w:pos="9025"/>
             </w:tabs>
             <w:spacing w:after="0" w:before="0" w:line="240" w:lineRule="auto"/>
             <w:ind w:left="0" w:right="0" w:firstLine="0"/>
@@ -957,7 +957,7 @@
             <w:shd w:fill="auto" w:val="clear"/>
             <w:tabs>
               <w:tab w:val="right" w:leader="none" w:pos="9026"/>
-              <w:tab w:val="right" w:leader="dot" w:pos="9025"/>
+              <w:tab w:val="right" w:leader="none" w:pos="9025"/>
             </w:tabs>
             <w:spacing w:after="0" w:before="0" w:line="240" w:lineRule="auto"/>
             <w:ind w:left="0" w:right="0" w:firstLine="0"/>
@@ -1023,7 +1023,7 @@
             <w:shd w:fill="auto" w:val="clear"/>
             <w:tabs>
               <w:tab w:val="right" w:leader="none" w:pos="8743"/>
-              <w:tab w:val="right" w:leader="dot" w:pos="9025"/>
+              <w:tab w:val="right" w:leader="none" w:pos="9025"/>
             </w:tabs>
             <w:spacing w:after="0" w:before="0" w:line="240" w:lineRule="auto"/>
             <w:ind w:left="283" w:right="0" w:firstLine="0"/>
@@ -1089,7 +1089,7 @@
             <w:shd w:fill="auto" w:val="clear"/>
             <w:tabs>
               <w:tab w:val="right" w:leader="none" w:pos="9026"/>
-              <w:tab w:val="right" w:leader="dot" w:pos="9025"/>
+              <w:tab w:val="right" w:leader="none" w:pos="9025"/>
             </w:tabs>
             <w:spacing w:after="0" w:before="0" w:line="240" w:lineRule="auto"/>
             <w:ind w:left="0" w:right="0" w:firstLine="0"/>
@@ -1155,7 +1155,7 @@
             <w:shd w:fill="auto" w:val="clear"/>
             <w:tabs>
               <w:tab w:val="right" w:leader="none" w:pos="8743"/>
-              <w:tab w:val="right" w:leader="dot" w:pos="9025"/>
+              <w:tab w:val="right" w:leader="none" w:pos="9025"/>
             </w:tabs>
             <w:spacing w:after="0" w:before="0" w:line="240" w:lineRule="auto"/>
             <w:ind w:left="283" w:right="0" w:firstLine="0"/>
@@ -1221,7 +1221,7 @@
             <w:shd w:fill="auto" w:val="clear"/>
             <w:tabs>
               <w:tab w:val="right" w:leader="none" w:pos="8743"/>
-              <w:tab w:val="right" w:leader="dot" w:pos="9025"/>
+              <w:tab w:val="right" w:leader="none" w:pos="9025"/>
             </w:tabs>
             <w:spacing w:after="0" w:before="0" w:line="240" w:lineRule="auto"/>
             <w:ind w:left="283" w:right="0" w:firstLine="0"/>
@@ -1287,7 +1287,7 @@
             <w:shd w:fill="auto" w:val="clear"/>
             <w:tabs>
               <w:tab w:val="right" w:leader="none" w:pos="8743"/>
-              <w:tab w:val="right" w:leader="dot" w:pos="9025"/>
+              <w:tab w:val="right" w:leader="none" w:pos="9025"/>
             </w:tabs>
             <w:spacing w:after="0" w:before="0" w:line="240" w:lineRule="auto"/>
             <w:ind w:left="283" w:right="0" w:firstLine="0"/>
@@ -1353,7 +1353,7 @@
             <w:shd w:fill="auto" w:val="clear"/>
             <w:tabs>
               <w:tab w:val="right" w:leader="none" w:pos="9026"/>
-              <w:tab w:val="right" w:leader="dot" w:pos="9025"/>
+              <w:tab w:val="right" w:leader="none" w:pos="9025"/>
             </w:tabs>
             <w:spacing w:after="0" w:before="0" w:line="240" w:lineRule="auto"/>
             <w:ind w:left="0" w:right="0" w:firstLine="0"/>
@@ -1419,7 +1419,7 @@
             <w:shd w:fill="auto" w:val="clear"/>
             <w:tabs>
               <w:tab w:val="right" w:leader="none" w:pos="9026"/>
-              <w:tab w:val="right" w:leader="dot" w:pos="9025"/>
+              <w:tab w:val="right" w:leader="none" w:pos="9025"/>
             </w:tabs>
             <w:spacing w:after="0" w:before="0" w:line="240" w:lineRule="auto"/>
             <w:ind w:left="0" w:right="0" w:firstLine="0"/>
@@ -1485,7 +1485,7 @@
             <w:shd w:fill="auto" w:val="clear"/>
             <w:tabs>
               <w:tab w:val="right" w:leader="none" w:pos="8743"/>
-              <w:tab w:val="right" w:leader="dot" w:pos="9025"/>
+              <w:tab w:val="right" w:leader="none" w:pos="9025"/>
             </w:tabs>
             <w:spacing w:after="0" w:before="0" w:line="240" w:lineRule="auto"/>
             <w:ind w:left="283" w:right="0" w:firstLine="0"/>
@@ -1551,7 +1551,7 @@
             <w:shd w:fill="auto" w:val="clear"/>
             <w:tabs>
               <w:tab w:val="right" w:leader="none" w:pos="8743"/>
-              <w:tab w:val="right" w:leader="dot" w:pos="9025"/>
+              <w:tab w:val="right" w:leader="none" w:pos="9025"/>
             </w:tabs>
             <w:spacing w:after="0" w:before="0" w:line="240" w:lineRule="auto"/>
             <w:ind w:left="283" w:right="0" w:firstLine="0"/>
@@ -1617,7 +1617,7 @@
             <w:shd w:fill="auto" w:val="clear"/>
             <w:tabs>
               <w:tab w:val="right" w:leader="none" w:pos="9026"/>
-              <w:tab w:val="right" w:leader="dot" w:pos="9025"/>
+              <w:tab w:val="right" w:leader="none" w:pos="9025"/>
             </w:tabs>
             <w:spacing w:after="0" w:before="0" w:line="240" w:lineRule="auto"/>
             <w:ind w:left="0" w:right="0" w:firstLine="0"/>
@@ -1691,7 +1691,7 @@
             <w:shd w:fill="auto" w:val="clear"/>
             <w:tabs>
               <w:tab w:val="right" w:leader="none" w:pos="9026"/>
-              <w:tab w:val="right" w:leader="dot" w:pos="9025"/>
+              <w:tab w:val="right" w:leader="none" w:pos="9025"/>
             </w:tabs>
             <w:spacing w:after="0" w:before="0" w:line="240" w:lineRule="auto"/>
             <w:ind w:left="0" w:right="0" w:firstLine="0"/>
@@ -2496,6 +2496,11 @@
         </w:rPr>
         <w:t xml:space="preserve">https://sitrafo.onrender.com (producción).</w:t>
       </w:r>
+      <w:r>
+        <w:rPr>
+          <w:rtl w:val="0"/>
+        </w:rPr>
+      </w:r>
     </w:p>
     <w:p>
       <w:pPr>
@@ -2594,6 +2599,11 @@
         </w:rPr>
         <w:t xml:space="preserve">: LENOVO       20S1S35600 x64-based PC</w:t>
       </w:r>
+      <w:r>
+        <w:rPr>
+          <w:rtl w:val="0"/>
+        </w:rPr>
+      </w:r>
     </w:p>
     <w:p>
       <w:pPr>
@@ -2798,7 +2808,7 @@
         <w:rPr>
           <w:rtl w:val="0"/>
         </w:rPr>
-        <w:t xml:space="preserve"> 2.12.0 </w:t>
+        <w:t xml:space="preserve"> 2.17.0 </w:t>
       </w:r>
       <w:r>
         <w:rPr>
@@ -2935,6 +2945,11 @@
           <w:rtl w:val="0"/>
         </w:rPr>
         <w:t xml:space="preserve">.</w:t>
+      </w:r>
+      <w:r>
+        <w:rPr>
+          <w:rtl w:val="0"/>
+        </w:rPr>
       </w:r>
     </w:p>
     <w:p>
@@ -3011,6 +3026,11 @@
         </w:rPr>
         <w:t xml:space="preserve">cuenta cliente personal del responsable. La clave no se registra en este informe.</w:t>
       </w:r>
+      <w:r>
+        <w:rPr>
+          <w:rtl w:val="0"/>
+        </w:rPr>
+      </w:r>
     </w:p>
     <w:p>
       <w:pPr>
@@ -3087,6 +3107,11 @@
         </w:rPr>
         <w:t xml:space="preserve">Por tratarse del ambiente productivo, no se ejecutaron pruebas que crean datos (solicitudes, pagos o registros).</w:t>
       </w:r>
+      <w:r>
+        <w:rPr>
+          <w:rtl w:val="0"/>
+        </w:rPr>
+      </w:r>
     </w:p>
     <w:p>
       <w:pPr>
@@ -3142,6 +3167,11 @@
           <w:rtl w:val="0"/>
         </w:rPr>
         <w:t xml:space="preserve">Los tiempos de la prueba de carga incluyen la latencia de Internet entre el equipo del responsable y Render.</w:t>
+      </w:r>
+      <w:r>
+        <w:rPr>
+          <w:rtl w:val="0"/>
+        </w:rPr>
       </w:r>
     </w:p>
     <w:p>
@@ -4084,6 +4114,11 @@
         </w:rPr>
         <w:t xml:space="preserve">: No se detectaron alertas de riesgo alto en el reporte de OWASP ZAP. Por este aspecto, se cumple el criterio de aceptación.</w:t>
       </w:r>
+      <w:r>
+        <w:rPr>
+          <w:rtl w:val="0"/>
+        </w:rPr>
+      </w:r>
     </w:p>
     <w:p>
       <w:pPr>
@@ -4302,6 +4337,11 @@
         </w:rPr>
         <w:t xml:space="preserve"> NO CUMPLE, de manera provisional, el criterio de aceptación de seguridad mientras las tres alertas medias no estén corregidas o justificadas técnicamente. Aunque no se encontraron alertas de riesgo alto, el criterio exige también resolver o justificar las de riesgo medio.</w:t>
       </w:r>
+      <w:r>
+        <w:rPr>
+          <w:rtl w:val="0"/>
+        </w:rPr>
+      </w:r>
     </w:p>
     <w:p>
       <w:pPr>
@@ -4365,7 +4405,7 @@
         <w:rPr>
           <w:rtl w:val="0"/>
         </w:rPr>
-        <w:t xml:space="preserve">Se ejecutó el script scripts/prueba_carga.py del repositorio contra https://sitrafo.onrender.com, tres veces, con 30 usuarios virtuales y 20 peticiones por usuario.</w:t>
+        <w:t xml:space="preserve">Resumen de la Prueba de Carga: 0 errores en 600 peticiones; el percentil 95 fue de 5,5 a 6,5s, sobre el umbral de 2s.</w:t>
       </w:r>
     </w:p>
     <w:tbl>
@@ -4686,43 +4726,43 @@
                 <w:szCs w:val="19"/>
                 <w:rtl w:val="0"/>
               </w:rPr>
-              <w:t xml:space="preserve">Ejecucion 1: 8.2s</w:t>
-            </w:r>
-          </w:p>
-          <w:p>
-            <w:pPr>
-              <w:spacing w:after="0" w:before="0" w:lineRule="auto"/>
-              <w:jc w:val="left"/>
-              <w:rPr>
-                <w:sz w:val="19"/>
-                <w:szCs w:val="19"/>
-              </w:rPr>
-            </w:pPr>
-            <w:r>
-              <w:rPr>
-                <w:sz w:val="19"/>
-                <w:szCs w:val="19"/>
-                <w:rtl w:val="0"/>
-              </w:rPr>
-              <w:t xml:space="preserve">Ejecucion 2: 9.0s</w:t>
-            </w:r>
-          </w:p>
-          <w:p>
-            <w:pPr>
-              <w:spacing w:after="0" w:before="0" w:lineRule="auto"/>
-              <w:jc w:val="left"/>
-              <w:rPr>
-                <w:sz w:val="19"/>
-                <w:szCs w:val="19"/>
-              </w:rPr>
-            </w:pPr>
-            <w:r>
-              <w:rPr>
-                <w:sz w:val="19"/>
-                <w:szCs w:val="19"/>
-                <w:rtl w:val="0"/>
-              </w:rPr>
-              <w:t xml:space="preserve">Ejecucion 3: 8.9s</w:t>
+              <w:t xml:space="preserve">Ejecución 1: 8.2 peticiones por segundo</w:t>
+            </w:r>
+          </w:p>
+          <w:p>
+            <w:pPr>
+              <w:spacing w:after="0" w:before="0" w:lineRule="auto"/>
+              <w:jc w:val="left"/>
+              <w:rPr>
+                <w:sz w:val="19"/>
+                <w:szCs w:val="19"/>
+              </w:rPr>
+            </w:pPr>
+            <w:r>
+              <w:rPr>
+                <w:sz w:val="19"/>
+                <w:szCs w:val="19"/>
+                <w:rtl w:val="0"/>
+              </w:rPr>
+              <w:t xml:space="preserve">Ejecución 2: 9.0 peticiones por segundo</w:t>
+            </w:r>
+          </w:p>
+          <w:p>
+            <w:pPr>
+              <w:spacing w:after="0" w:before="0" w:lineRule="auto"/>
+              <w:jc w:val="left"/>
+              <w:rPr>
+                <w:sz w:val="19"/>
+                <w:szCs w:val="19"/>
+              </w:rPr>
+            </w:pPr>
+            <w:r>
+              <w:rPr>
+                <w:sz w:val="19"/>
+                <w:szCs w:val="19"/>
+                <w:rtl w:val="0"/>
+              </w:rPr>
+              <w:t xml:space="preserve">Ejecución 3: 8.9 peticiones por segundo</w:t>
             </w:r>
           </w:p>
         </w:tc>
@@ -6322,6 +6362,11 @@
         </w:rPr>
         <w:t xml:space="preserve">test_portal_selenium.py, en la carpeta Pruebas de calidad\3. Selenium.</w:t>
       </w:r>
+      <w:r>
+        <w:rPr>
+          <w:rtl w:val="0"/>
+        </w:rPr>
+      </w:r>
     </w:p>
     <w:p>
       <w:pPr>
@@ -6397,6 +6442,11 @@
         </w:rPr>
         <w:t xml:space="preserve">pip install selenium pytest pytest-html, y tener Google Chrome.</w:t>
       </w:r>
+      <w:r>
+        <w:rPr>
+          <w:rtl w:val="0"/>
+        </w:rPr>
+      </w:r>
     </w:p>
     <w:p>
       <w:pPr>
@@ -6472,6 +6522,11 @@
         </w:rPr>
         <w:t xml:space="preserve">definir $env:SITRAFO_USUARIO y $env:SITRAFO_CLAVE en la ventana de PowerShell (no quedan en ningún archivo).</w:t>
       </w:r>
+      <w:r>
+        <w:rPr>
+          <w:rtl w:val="0"/>
+        </w:rPr>
+      </w:r>
     </w:p>
     <w:p>
       <w:pPr>
@@ -6546,6 +6601,11 @@
           <w:rtl w:val="0"/>
         </w:rPr>
         <w:t xml:space="preserve">pytest test_portal_selenium.py -v --html=reporte_selenium.html --self-contained-html.</w:t>
+      </w:r>
+      <w:r>
+        <w:rPr>
+          <w:rtl w:val="0"/>
+        </w:rPr>
       </w:r>
     </w:p>
     <w:p>
@@ -7453,37 +7513,41 @@
 <w:ftr xmlns:mc="http://schemas.openxmlformats.org/markup-compatibility/2006" xmlns:o="urn:schemas-microsoft-com:office:office" xmlns:r="http://schemas.openxmlformats.org/officeDocument/2006/relationships" xmlns:m="http://schemas.openxmlformats.org/officeDocument/2006/math" xmlns:v="urn:schemas-microsoft-com:vml" xmlns:wp="http://schemas.openxmlformats.org/drawingml/2006/wordprocessingDrawing" xmlns:w10="urn:schemas-microsoft-com:office:word" xmlns:w="http://schemas.openxmlformats.org/wordprocessingml/2006/main" xmlns:wne="http://schemas.microsoft.com/office/word/2006/wordml" xmlns:sl="http://schemas.openxmlformats.org/schemaLibrary/2006/main" xmlns:a="http://schemas.openxmlformats.org/drawingml/2006/main" xmlns:pic="http://schemas.openxmlformats.org/drawingml/2006/picture" xmlns:c="http://schemas.openxmlformats.org/drawingml/2006/chart" xmlns:lc="http://schemas.openxmlformats.org/drawingml/2006/lockedCanvas" xmlns:dgm="http://schemas.openxmlformats.org/drawingml/2006/diagram" xmlns:wps="http://schemas.microsoft.com/office/word/2010/wordprocessingShape" xmlns:wpg="http://schemas.microsoft.com/office/word/2010/wordprocessingGroup" xmlns:w14="http://schemas.microsoft.com/office/word/2010/wordml" xmlns:w15="http://schemas.microsoft.com/office/word/2012/wordml" xmlns:w16="http://schemas.microsoft.com/office/word/2018/wordml" xmlns:w16cex="http://schemas.microsoft.com/office/word/2018/wordml/cex" xmlns:w16cid="http://schemas.microsoft.com/office/word/2016/wordml/cid" xmlns="http://schemas.microsoft.com/office/tasks/2019/documenttasks" xmlns:cr="http://schemas.microsoft.com/office/comments/2020/reactions">
   <w:p>
     <w:pPr>
-      <w:keepNext w:val="0"/>
-      <w:keepLines w:val="0"/>
-      <w:pageBreakBefore w:val="0"/>
-      <w:widowControl w:val="1"/>
-      <w:pBdr>
-        <w:top w:space="0" w:sz="0" w:val="nil"/>
-        <w:left w:space="0" w:sz="0" w:val="nil"/>
-        <w:bottom w:space="0" w:sz="0" w:val="nil"/>
-        <w:right w:space="0" w:sz="0" w:val="nil"/>
-        <w:between w:space="0" w:sz="0" w:val="nil"/>
-      </w:pBdr>
-      <w:shd w:fill="auto" w:val="clear"/>
-      <w:spacing w:after="0" w:before="0" w:line="240" w:lineRule="auto"/>
-      <w:ind w:left="0" w:right="0" w:firstLine="0"/>
-      <w:jc w:val="left"/>
+      <w:jc w:val="center"/>
+      <w:rPr/>
+    </w:pPr>
+    <w:r>
       <w:rPr>
-        <w:rFonts w:ascii="Calibri" w:cs="Calibri" w:eastAsia="Calibri" w:hAnsi="Calibri"/>
-        <w:b w:val="0"/>
-        <w:bCs w:val="0"/>
-        <w:i w:val="0"/>
-        <w:iCs w:val="0"/>
-        <w:smallCaps w:val="0"/>
-        <w:strike w:val="0"/>
-        <w:color w:val="000000"/>
-        <w:sz w:val="22"/>
-        <w:szCs w:val="22"/>
-        <w:u w:val="none"/>
-        <w:shd w:fill="auto" w:val="clear"/>
-        <w:vertAlign w:val="baseline"/>
+        <w:color w:val="7f7f7f"/>
+        <w:sz w:val="16"/>
+        <w:szCs w:val="16"/>
+        <w:rtl w:val="0"/>
       </w:rPr>
-    </w:pPr>
+      <w:t xml:space="preserve">Página </w:t>
+    </w:r>
+    <w:r>
+      <w:rPr/>
+      <w:fldChar w:fldCharType="begin"/>
+      <w:instrText xml:space="preserve">PAGE</w:instrText>
+      <w:fldChar w:fldCharType="separate"/>
+      <w:fldChar w:fldCharType="end"/>
+    </w:r>
+    <w:r>
+      <w:rPr>
+        <w:color w:val="7f7f7f"/>
+        <w:sz w:val="16"/>
+        <w:szCs w:val="16"/>
+        <w:rtl w:val="0"/>
+      </w:rPr>
+      <w:t xml:space="preserve"> de </w:t>
+    </w:r>
+    <w:r>
+      <w:rPr/>
+      <w:fldChar w:fldCharType="begin"/>
+      <w:instrText xml:space="preserve">NUMPAGES</w:instrText>
+      <w:fldChar w:fldCharType="separate"/>
+      <w:fldChar w:fldCharType="end"/>
+    </w:r>
     <w:r>
       <w:rPr>
         <w:rtl w:val="0"/>
@@ -7545,57 +7609,8 @@
 <w:ftr xmlns:mc="http://schemas.openxmlformats.org/markup-compatibility/2006" xmlns:o="urn:schemas-microsoft-com:office:office" xmlns:r="http://schemas.openxmlformats.org/officeDocument/2006/relationships" xmlns:m="http://schemas.openxmlformats.org/officeDocument/2006/math" xmlns:v="urn:schemas-microsoft-com:vml" xmlns:wp="http://schemas.openxmlformats.org/drawingml/2006/wordprocessingDrawing" xmlns:w10="urn:schemas-microsoft-com:office:word" xmlns:w="http://schemas.openxmlformats.org/wordprocessingml/2006/main" xmlns:wne="http://schemas.microsoft.com/office/word/2006/wordml" xmlns:sl="http://schemas.openxmlformats.org/schemaLibrary/2006/main" xmlns:a="http://schemas.openxmlformats.org/drawingml/2006/main" xmlns:pic="http://schemas.openxmlformats.org/drawingml/2006/picture" xmlns:c="http://schemas.openxmlformats.org/drawingml/2006/chart" xmlns:lc="http://schemas.openxmlformats.org/drawingml/2006/lockedCanvas" xmlns:dgm="http://schemas.openxmlformats.org/drawingml/2006/diagram" xmlns:wps="http://schemas.microsoft.com/office/word/2010/wordprocessingShape" xmlns:wpg="http://schemas.microsoft.com/office/word/2010/wordprocessingGroup" xmlns:w14="http://schemas.microsoft.com/office/word/2010/wordml" xmlns:w15="http://schemas.microsoft.com/office/word/2012/wordml" xmlns:w16="http://schemas.microsoft.com/office/word/2018/wordml" xmlns:w16cex="http://schemas.microsoft.com/office/word/2018/wordml/cex" xmlns:w16cid="http://schemas.microsoft.com/office/word/2016/wordml/cid" xmlns="http://schemas.microsoft.com/office/tasks/2019/documenttasks" xmlns:cr="http://schemas.microsoft.com/office/comments/2020/reactions">
   <w:p>
     <w:pPr>
-      <w:jc w:val="center"/>
-      <w:rPr/>
-    </w:pPr>
-    <w:r>
-      <w:rPr>
-        <w:color w:val="7f7f7f"/>
-        <w:sz w:val="16"/>
-        <w:szCs w:val="16"/>
-        <w:rtl w:val="0"/>
-      </w:rPr>
-      <w:t xml:space="preserve">Página </w:t>
-    </w:r>
-    <w:r>
-      <w:rPr/>
-      <w:fldChar w:fldCharType="begin"/>
-      <w:instrText xml:space="preserve">PAGE</w:instrText>
-      <w:fldChar w:fldCharType="separate"/>
-      <w:fldChar w:fldCharType="end"/>
-    </w:r>
-    <w:r>
-      <w:rPr>
-        <w:color w:val="7f7f7f"/>
-        <w:sz w:val="16"/>
-        <w:szCs w:val="16"/>
-        <w:rtl w:val="0"/>
-      </w:rPr>
-      <w:t xml:space="preserve"> de </w:t>
-    </w:r>
-    <w:r>
-      <w:rPr/>
-      <w:fldChar w:fldCharType="begin"/>
-      <w:instrText xml:space="preserve">NUMPAGES</w:instrText>
-      <w:fldChar w:fldCharType="separate"/>
-      <w:fldChar w:fldCharType="end"/>
-    </w:r>
-    <w:r>
-      <w:rPr>
-        <w:rtl w:val="0"/>
-      </w:rPr>
-    </w:r>
-  </w:p>
-</w:ftr>
-</file>
-
-<file path=word/header1.xml><?xml version="1.0" encoding="utf-8"?>
-<w:hdr xmlns:mc="http://schemas.openxmlformats.org/markup-compatibility/2006" xmlns:o="urn:schemas-microsoft-com:office:office" xmlns:r="http://schemas.openxmlformats.org/officeDocument/2006/relationships" xmlns:m="http://schemas.openxmlformats.org/officeDocument/2006/math" xmlns:v="urn:schemas-microsoft-com:vml" xmlns:wp="http://schemas.openxmlformats.org/drawingml/2006/wordprocessingDrawing" xmlns:w10="urn:schemas-microsoft-com:office:word" xmlns:w="http://schemas.openxmlformats.org/wordprocessingml/2006/main" xmlns:wne="http://schemas.microsoft.com/office/word/2006/wordml" xmlns:sl="http://schemas.openxmlformats.org/schemaLibrary/2006/main" xmlns:a="http://schemas.openxmlformats.org/drawingml/2006/main" xmlns:pic="http://schemas.openxmlformats.org/drawingml/2006/picture" xmlns:c="http://schemas.openxmlformats.org/drawingml/2006/chart" xmlns:lc="http://schemas.openxmlformats.org/drawingml/2006/lockedCanvas" xmlns:dgm="http://schemas.openxmlformats.org/drawingml/2006/diagram" xmlns:wps="http://schemas.microsoft.com/office/word/2010/wordprocessingShape" xmlns:wpg="http://schemas.microsoft.com/office/word/2010/wordprocessingGroup" xmlns:w14="http://schemas.microsoft.com/office/word/2010/wordml" xmlns:w15="http://schemas.microsoft.com/office/word/2012/wordml" xmlns:w16="http://schemas.microsoft.com/office/word/2018/wordml" xmlns:w16cex="http://schemas.microsoft.com/office/word/2018/wordml/cex" xmlns:w16cid="http://schemas.microsoft.com/office/word/2016/wordml/cid" xmlns="http://schemas.microsoft.com/office/tasks/2019/documenttasks" xmlns:cr="http://schemas.microsoft.com/office/comments/2020/reactions">
-  <w:p>
-    <w:pPr>
       <w:keepNext w:val="0"/>
       <w:keepLines w:val="0"/>
-      <w:pageBreakBefore w:val="0"/>
       <w:widowControl w:val="1"/>
       <w:pBdr>
         <w:top w:space="0" w:sz="0" w:val="nil"/>
@@ -7630,10 +7645,10 @@
       </w:rPr>
     </w:r>
   </w:p>
-</w:hdr>
+</w:ftr>
 </file>
 
-<file path=word/header2.xml><?xml version="1.0" encoding="utf-8"?>
+<file path=word/header1.xml><?xml version="1.0" encoding="utf-8"?>
 <w:hdr xmlns:mc="http://schemas.openxmlformats.org/markup-compatibility/2006" xmlns:o="urn:schemas-microsoft-com:office:office" xmlns:r="http://schemas.openxmlformats.org/officeDocument/2006/relationships" xmlns:m="http://schemas.openxmlformats.org/officeDocument/2006/math" xmlns:v="urn:schemas-microsoft-com:vml" xmlns:wp="http://schemas.openxmlformats.org/drawingml/2006/wordprocessingDrawing" xmlns:w10="urn:schemas-microsoft-com:office:word" xmlns:w="http://schemas.openxmlformats.org/wordprocessingml/2006/main" xmlns:wne="http://schemas.microsoft.com/office/word/2006/wordml" xmlns:sl="http://schemas.openxmlformats.org/schemaLibrary/2006/main" xmlns:a="http://schemas.openxmlformats.org/drawingml/2006/main" xmlns:pic="http://schemas.openxmlformats.org/drawingml/2006/picture" xmlns:c="http://schemas.openxmlformats.org/drawingml/2006/chart" xmlns:lc="http://schemas.openxmlformats.org/drawingml/2006/lockedCanvas" xmlns:dgm="http://schemas.openxmlformats.org/drawingml/2006/diagram" xmlns:wps="http://schemas.microsoft.com/office/word/2010/wordprocessingShape" xmlns:wpg="http://schemas.microsoft.com/office/word/2010/wordprocessingGroup" xmlns:w14="http://schemas.microsoft.com/office/word/2010/wordml" xmlns:w15="http://schemas.microsoft.com/office/word/2012/wordml" xmlns:w16="http://schemas.microsoft.com/office/word/2018/wordml" xmlns:w16cex="http://schemas.microsoft.com/office/word/2018/wordml/cex" xmlns:w16cid="http://schemas.microsoft.com/office/word/2016/wordml/cid" xmlns="http://schemas.microsoft.com/office/tasks/2019/documenttasks" xmlns:cr="http://schemas.microsoft.com/office/comments/2020/reactions">
   <w:p>
     <w:pPr>
@@ -7658,7 +7673,7 @@
 </w:hdr>
 </file>
 
-<file path=word/header3.xml><?xml version="1.0" encoding="utf-8"?>
+<file path=word/header2.xml><?xml version="1.0" encoding="utf-8"?>
 <w:hdr xmlns:mc="http://schemas.openxmlformats.org/markup-compatibility/2006" xmlns:o="urn:schemas-microsoft-com:office:office" xmlns:r="http://schemas.openxmlformats.org/officeDocument/2006/relationships" xmlns:m="http://schemas.openxmlformats.org/officeDocument/2006/math" xmlns:v="urn:schemas-microsoft-com:vml" xmlns:wp="http://schemas.openxmlformats.org/drawingml/2006/wordprocessingDrawing" xmlns:w10="urn:schemas-microsoft-com:office:word" xmlns:w="http://schemas.openxmlformats.org/wordprocessingml/2006/main" xmlns:wne="http://schemas.microsoft.com/office/word/2006/wordml" xmlns:sl="http://schemas.openxmlformats.org/schemaLibrary/2006/main" xmlns:a="http://schemas.openxmlformats.org/drawingml/2006/main" xmlns:pic="http://schemas.openxmlformats.org/drawingml/2006/picture" xmlns:c="http://schemas.openxmlformats.org/drawingml/2006/chart" xmlns:lc="http://schemas.openxmlformats.org/drawingml/2006/lockedCanvas" xmlns:dgm="http://schemas.openxmlformats.org/drawingml/2006/diagram" xmlns:wps="http://schemas.microsoft.com/office/word/2010/wordprocessingShape" xmlns:wpg="http://schemas.microsoft.com/office/word/2010/wordprocessingGroup" xmlns:w14="http://schemas.microsoft.com/office/word/2010/wordml" xmlns:w15="http://schemas.microsoft.com/office/word/2012/wordml" xmlns:w16="http://schemas.microsoft.com/office/word/2018/wordml" xmlns:w16cex="http://schemas.microsoft.com/office/word/2018/wordml/cex" xmlns:w16cid="http://schemas.microsoft.com/office/word/2016/wordml/cid" xmlns="http://schemas.microsoft.com/office/tasks/2019/documenttasks" xmlns:cr="http://schemas.microsoft.com/office/comments/2020/reactions">
   <w:p>
     <w:pPr>
@@ -7674,6 +7689,49 @@
       </w:rPr>
       <w:t xml:space="preserve">SITRAFO · Informe de verificación de calidad del producto · QA-01 v1.0</w:t>
     </w:r>
+    <w:r>
+      <w:rPr>
+        <w:rtl w:val="0"/>
+      </w:rPr>
+    </w:r>
+  </w:p>
+</w:hdr>
+</file>
+
+<file path=word/header3.xml><?xml version="1.0" encoding="utf-8"?>
+<w:hdr xmlns:mc="http://schemas.openxmlformats.org/markup-compatibility/2006" xmlns:o="urn:schemas-microsoft-com:office:office" xmlns:r="http://schemas.openxmlformats.org/officeDocument/2006/relationships" xmlns:m="http://schemas.openxmlformats.org/officeDocument/2006/math" xmlns:v="urn:schemas-microsoft-com:vml" xmlns:wp="http://schemas.openxmlformats.org/drawingml/2006/wordprocessingDrawing" xmlns:w10="urn:schemas-microsoft-com:office:word" xmlns:w="http://schemas.openxmlformats.org/wordprocessingml/2006/main" xmlns:wne="http://schemas.microsoft.com/office/word/2006/wordml" xmlns:sl="http://schemas.openxmlformats.org/schemaLibrary/2006/main" xmlns:a="http://schemas.openxmlformats.org/drawingml/2006/main" xmlns:pic="http://schemas.openxmlformats.org/drawingml/2006/picture" xmlns:c="http://schemas.openxmlformats.org/drawingml/2006/chart" xmlns:lc="http://schemas.openxmlformats.org/drawingml/2006/lockedCanvas" xmlns:dgm="http://schemas.openxmlformats.org/drawingml/2006/diagram" xmlns:wps="http://schemas.microsoft.com/office/word/2010/wordprocessingShape" xmlns:wpg="http://schemas.microsoft.com/office/word/2010/wordprocessingGroup" xmlns:w14="http://schemas.microsoft.com/office/word/2010/wordml" xmlns:w15="http://schemas.microsoft.com/office/word/2012/wordml" xmlns:w16="http://schemas.microsoft.com/office/word/2018/wordml" xmlns:w16cex="http://schemas.microsoft.com/office/word/2018/wordml/cex" xmlns:w16cid="http://schemas.microsoft.com/office/word/2016/wordml/cid" xmlns="http://schemas.microsoft.com/office/tasks/2019/documenttasks" xmlns:cr="http://schemas.microsoft.com/office/comments/2020/reactions">
+  <w:p>
+    <w:pPr>
+      <w:keepNext w:val="0"/>
+      <w:keepLines w:val="0"/>
+      <w:widowControl w:val="1"/>
+      <w:pBdr>
+        <w:top w:space="0" w:sz="0" w:val="nil"/>
+        <w:left w:space="0" w:sz="0" w:val="nil"/>
+        <w:bottom w:space="0" w:sz="0" w:val="nil"/>
+        <w:right w:space="0" w:sz="0" w:val="nil"/>
+        <w:between w:space="0" w:sz="0" w:val="nil"/>
+      </w:pBdr>
+      <w:shd w:fill="auto" w:val="clear"/>
+      <w:spacing w:after="0" w:before="0" w:line="240" w:lineRule="auto"/>
+      <w:ind w:left="0" w:right="0" w:firstLine="0"/>
+      <w:jc w:val="left"/>
+      <w:rPr>
+        <w:rFonts w:ascii="Calibri" w:cs="Calibri" w:eastAsia="Calibri" w:hAnsi="Calibri"/>
+        <w:b w:val="0"/>
+        <w:bCs w:val="0"/>
+        <w:i w:val="0"/>
+        <w:iCs w:val="0"/>
+        <w:smallCaps w:val="0"/>
+        <w:strike w:val="0"/>
+        <w:color w:val="000000"/>
+        <w:sz w:val="22"/>
+        <w:szCs w:val="22"/>
+        <w:u w:val="none"/>
+        <w:shd w:fill="auto" w:val="clear"/>
+        <w:vertAlign w:val="baseline"/>
+      </w:rPr>
+    </w:pPr>
     <w:r>
       <w:rPr>
         <w:rtl w:val="0"/>
@@ -7924,6 +7982,20 @@
       <w:szCs w:val="56"/>
     </w:rPr>
   </w:style>
+  <w:style w:type="table" w:styleId="TableNormal" w:default="1">
+    <w:name w:val="TableNormal"/>
+    <w:tblPr>
+      <w:tblCellMar>
+        <w:top w:w="100.0" w:type="dxa"/>
+        <w:left w:w="100.0" w:type="dxa"/>
+        <w:bottom w:w="100.0" w:type="dxa"/>
+        <w:right w:w="100.0" w:type="dxa"/>
+      </w:tblCellMar>
+    </w:tblPr>
+  </w:style>
+  <w:style w:type="paragraph" w:styleId="Normal" w:default="1">
+    <w:name w:val="normal"/>
+  </w:style>
   <w:style w:type="character" w:styleId="Hyperlink">
     <w:name w:val="Hyperlink"/>
     <w:uiPriority w:val="99"/>
@@ -8163,6 +8235,97 @@
     </w:pPr>
     <w:rPr/>
   </w:style>
+  <w:style w:type="table" w:styleId="Table1">
+    <w:basedOn w:val="TableNormal"/>
+    <w:tblPr>
+      <w:tblStyleRowBandSize w:val="1"/>
+      <w:tblStyleColBandSize w:val="1"/>
+      <w:tblCellMar>
+        <w:top w:w="60.0" w:type="dxa"/>
+        <w:left w:w="100.0" w:type="dxa"/>
+        <w:bottom w:w="60.0" w:type="dxa"/>
+        <w:right w:w="100.0" w:type="dxa"/>
+      </w:tblCellMar>
+    </w:tblPr>
+  </w:style>
+  <w:style w:type="table" w:styleId="Table2">
+    <w:basedOn w:val="TableNormal"/>
+    <w:tblPr>
+      <w:tblStyleRowBandSize w:val="1"/>
+      <w:tblStyleColBandSize w:val="1"/>
+      <w:tblCellMar>
+        <w:top w:w="60.0" w:type="dxa"/>
+        <w:left w:w="100.0" w:type="dxa"/>
+        <w:bottom w:w="60.0" w:type="dxa"/>
+        <w:right w:w="100.0" w:type="dxa"/>
+      </w:tblCellMar>
+    </w:tblPr>
+  </w:style>
+  <w:style w:type="table" w:styleId="Table3">
+    <w:basedOn w:val="TableNormal"/>
+    <w:tblPr>
+      <w:tblStyleRowBandSize w:val="1"/>
+      <w:tblStyleColBandSize w:val="1"/>
+      <w:tblCellMar>
+        <w:top w:w="60.0" w:type="dxa"/>
+        <w:left w:w="100.0" w:type="dxa"/>
+        <w:bottom w:w="60.0" w:type="dxa"/>
+        <w:right w:w="100.0" w:type="dxa"/>
+      </w:tblCellMar>
+    </w:tblPr>
+  </w:style>
+  <w:style w:type="table" w:styleId="Table4">
+    <w:basedOn w:val="TableNormal"/>
+    <w:tblPr>
+      <w:tblStyleRowBandSize w:val="1"/>
+      <w:tblStyleColBandSize w:val="1"/>
+      <w:tblCellMar>
+        <w:top w:w="60.0" w:type="dxa"/>
+        <w:left w:w="100.0" w:type="dxa"/>
+        <w:bottom w:w="60.0" w:type="dxa"/>
+        <w:right w:w="100.0" w:type="dxa"/>
+      </w:tblCellMar>
+    </w:tblPr>
+  </w:style>
+  <w:style w:type="table" w:styleId="Table5">
+    <w:basedOn w:val="TableNormal"/>
+    <w:tblPr>
+      <w:tblStyleRowBandSize w:val="1"/>
+      <w:tblStyleColBandSize w:val="1"/>
+      <w:tblCellMar>
+        <w:top w:w="60.0" w:type="dxa"/>
+        <w:left w:w="100.0" w:type="dxa"/>
+        <w:bottom w:w="60.0" w:type="dxa"/>
+        <w:right w:w="100.0" w:type="dxa"/>
+      </w:tblCellMar>
+    </w:tblPr>
+  </w:style>
+  <w:style w:type="table" w:styleId="Table6">
+    <w:basedOn w:val="TableNormal"/>
+    <w:tblPr>
+      <w:tblStyleRowBandSize w:val="1"/>
+      <w:tblStyleColBandSize w:val="1"/>
+      <w:tblCellMar>
+        <w:top w:w="60.0" w:type="dxa"/>
+        <w:left w:w="100.0" w:type="dxa"/>
+        <w:bottom w:w="60.0" w:type="dxa"/>
+        <w:right w:w="100.0" w:type="dxa"/>
+      </w:tblCellMar>
+    </w:tblPr>
+  </w:style>
+  <w:style w:type="table" w:styleId="Table7">
+    <w:basedOn w:val="TableNormal"/>
+    <w:tblPr>
+      <w:tblStyleRowBandSize w:val="1"/>
+      <w:tblStyleColBandSize w:val="1"/>
+      <w:tblCellMar>
+        <w:top w:w="60.0" w:type="dxa"/>
+        <w:left w:w="100.0" w:type="dxa"/>
+        <w:bottom w:w="60.0" w:type="dxa"/>
+        <w:right w:w="100.0" w:type="dxa"/>
+      </w:tblCellMar>
+    </w:tblPr>
+  </w:style>
   <w:style w:type="paragraph" w:styleId="Subtitle">
     <w:name w:val="Subtitle"/>
     <w:basedOn w:val="Normal"/>
@@ -8384,7 +8547,7 @@
 
 <file path=customXML/item1.xml><?xml version="1.0" encoding="utf-8"?>
 <go:gDocsCustomXmlDataStorage xmlns:go="http://customooxmlschemas.google.com/" xmlns:r="http://schemas.openxmlformats.org/officeDocument/2006/relationships" uri="GoogleDocsCustomDataVersion2">
-  <go:docsCustomData xmlns:go="http://customooxmlschemas.google.com/" roundtripDataSignature="AMtx7mgeqXiEdqv0BPuIh/H+AUK66ioAIg==">CgMxLjAyDmgudW52bW10ZHp6aWNyMg5oLmNsMG1lZ3N3bWJxczIOaC5zdzl2anhkejAyMXQyDmguc3ExZmtyamJmdDJ5Mg5oLjFwZW5qNngzMnNodjIOaC5pNXlnaHNlZDZramYyDmgueW50MnhvdXhxM2x1Mg5oLnk1YXFubHV5eXV1bzIOaC5mNXJib2ZuajJoY3MyDmguZ2VuZ3FteHF3NmRyMg5oLnJlZGZqN2FpdTI1bzIOaC40eXRveWd1bTgyMmkyDmgueW5vZWtwOHZwZnFjOAByITFyNkVsSF9qenJiTVg3eThYQXlHSTAtS1k0SmxPQzZicA==</go:docsCustomData>
+  <go:docsCustomData xmlns:go="http://customooxmlschemas.google.com/" roundtripDataSignature="AMtx7miC1OR1prh/4vsYYhXB3IXYWjwqpA==">CgMxLjAyDmgudW52bW10ZHp6aWNyMg5oLmNsMG1lZ3N3bWJxczIOaC5zdzl2anhkejAyMXQyDmguc3ExZmtyamJmdDJ5Mg5oLjFwZW5qNngzMnNodjIOaC5pNXlnaHNlZDZramYyDmgueW50MnhvdXhxM2x1Mg5oLnk1YXFubHV5eXV1bzIOaC5mNXJib2ZuajJoY3MyDmguZ2VuZ3FteHF3NmRyMg5oLnJlZGZqN2FpdTI1bzIOaC40eXRveWd1bTgyMmkyDmgueW5vZWtwOHZwZnFjOAByITFGTFhaZW5pOHU0VXNKc0hId2NXd2t2UXBSMGNNcFFKLQ==</go:docsCustomData>
 </go:gDocsCustomXmlDataStorage>
 </file>
 
